--- a/6-过程管理/流程制度规范类文件/HXDL-ITSS-0602-服务报告管理过程.docx
+++ b/6-过程管理/流程制度规范类文件/HXDL-ITSS-0602-服务报告管理过程.docx
@@ -26,7 +26,7 @@
           <w:lang w:val="en-US" w:eastAsia="zh-CN"/>
         </w:rPr>
       </w:pPr>
-      <w:bookmarkStart w:id="0" w:name="_Toc29633"/>
+      <w:bookmarkStart w:id="0" w:name="_Toc18721"/>
       <w:r>
         <w:drawing>
           <wp:anchor distT="0" distB="0" distL="114300" distR="114300" simplePos="0" relativeHeight="251659264" behindDoc="1" locked="0" layoutInCell="1" allowOverlap="1">
@@ -112,7 +112,7 @@
           <w:lang w:val="en-US" w:eastAsia="zh-CN"/>
         </w:rPr>
       </w:pPr>
-      <w:bookmarkStart w:id="1" w:name="_Toc9066"/>
+      <w:bookmarkStart w:id="1" w:name="_Toc8402"/>
       <w:r>
         <w:rPr>
           <w:rFonts w:hint="eastAsia"/>
@@ -147,7 +147,7 @@
           <w:lang w:val="en-US" w:eastAsia="zh-CN"/>
         </w:rPr>
       </w:pPr>
-      <w:bookmarkStart w:id="2" w:name="_Toc3977"/>
+      <w:bookmarkStart w:id="2" w:name="_Toc4036"/>
       <w:r>
         <w:rPr>
           <w:rFonts w:hint="eastAsia"/>
@@ -680,7 +680,7 @@
           <w:szCs w:val="30"/>
         </w:rPr>
       </w:pPr>
-      <w:bookmarkStart w:id="3" w:name="_Toc26894"/>
+      <w:bookmarkStart w:id="3" w:name="_Toc27597"/>
       <w:r>
         <w:rPr>
           <w:rFonts w:ascii="宋体" w:hAnsi="宋体" w:eastAsia="宋体" w:cs="宋体"/>
@@ -2202,6 +2202,8 @@
               <w:tab w:val="right" w:leader="dot" w:pos="8306"/>
             </w:tabs>
           </w:pPr>
+          <w:bookmarkStart w:id="20" w:name="_GoBack"/>
+          <w:bookmarkEnd w:id="20"/>
           <w:r>
             <w:rPr>
               <w:rFonts w:hint="default"/>
@@ -2235,7 +2237,7 @@
               <w:rFonts w:hint="default"/>
               <w:lang w:val="en-US" w:eastAsia="zh-CN"/>
             </w:rPr>
-            <w:instrText xml:space="preserve"> HYPERLINK \l _Toc29633 </w:instrText>
+            <w:instrText xml:space="preserve"> HYPERLINK \l _Toc18721 </w:instrText>
           </w:r>
           <w:r>
             <w:rPr>
@@ -2258,7 +2260,7 @@
             <w:fldChar w:fldCharType="begin"/>
           </w:r>
           <w:r>
-            <w:instrText xml:space="preserve"> PAGEREF _Toc29633 \h </w:instrText>
+            <w:instrText xml:space="preserve"> PAGEREF _Toc18721 \h </w:instrText>
           </w:r>
           <w:r>
             <w:fldChar w:fldCharType="separate"/>
@@ -2296,7 +2298,7 @@
               <w:rFonts w:hint="default"/>
               <w:lang w:val="en-US" w:eastAsia="zh-CN"/>
             </w:rPr>
-            <w:instrText xml:space="preserve"> HYPERLINK \l _Toc9066 </w:instrText>
+            <w:instrText xml:space="preserve"> HYPERLINK \l _Toc8402 </w:instrText>
           </w:r>
           <w:r>
             <w:rPr>
@@ -2319,7 +2321,7 @@
             <w:fldChar w:fldCharType="begin"/>
           </w:r>
           <w:r>
-            <w:instrText xml:space="preserve"> PAGEREF _Toc9066 \h </w:instrText>
+            <w:instrText xml:space="preserve"> PAGEREF _Toc8402 \h </w:instrText>
           </w:r>
           <w:r>
             <w:fldChar w:fldCharType="separate"/>
@@ -2357,7 +2359,7 @@
               <w:rFonts w:hint="default"/>
               <w:lang w:val="en-US" w:eastAsia="zh-CN"/>
             </w:rPr>
-            <w:instrText xml:space="preserve"> HYPERLINK \l _Toc3977 </w:instrText>
+            <w:instrText xml:space="preserve"> HYPERLINK \l _Toc4036 </w:instrText>
           </w:r>
           <w:r>
             <w:rPr>
@@ -2371,7 +2373,7 @@
               <w:rFonts w:hint="eastAsia"/>
               <w:lang w:val="en-US" w:eastAsia="zh-CN"/>
             </w:rPr>
-            <w:t>（HXDL-ITSS-0502）</w:t>
+            <w:t>（HXDL-ITSS-0602）</w:t>
           </w:r>
           <w:r>
             <w:tab/>
@@ -2380,7 +2382,7 @@
             <w:fldChar w:fldCharType="begin"/>
           </w:r>
           <w:r>
-            <w:instrText xml:space="preserve"> PAGEREF _Toc3977 \h </w:instrText>
+            <w:instrText xml:space="preserve"> PAGEREF _Toc4036 \h </w:instrText>
           </w:r>
           <w:r>
             <w:fldChar w:fldCharType="separate"/>
@@ -2418,7 +2420,7 @@
               <w:rFonts w:hint="default"/>
               <w:lang w:val="en-US" w:eastAsia="zh-CN"/>
             </w:rPr>
-            <w:instrText xml:space="preserve"> HYPERLINK \l _Toc26894 </w:instrText>
+            <w:instrText xml:space="preserve"> HYPERLINK \l _Toc27597 </w:instrText>
           </w:r>
           <w:r>
             <w:rPr>
@@ -2443,7 +2445,7 @@
             <w:fldChar w:fldCharType="begin"/>
           </w:r>
           <w:r>
-            <w:instrText xml:space="preserve"> PAGEREF _Toc26894 \h </w:instrText>
+            <w:instrText xml:space="preserve"> PAGEREF _Toc27597 \h </w:instrText>
           </w:r>
           <w:r>
             <w:fldChar w:fldCharType="separate"/>
@@ -2481,7 +2483,7 @@
               <w:rFonts w:hint="default"/>
               <w:lang w:val="en-US" w:eastAsia="zh-CN"/>
             </w:rPr>
-            <w:instrText xml:space="preserve"> HYPERLINK \l _Toc5449 </w:instrText>
+            <w:instrText xml:space="preserve"> HYPERLINK \l _Toc31816 </w:instrText>
           </w:r>
           <w:r>
             <w:rPr>
@@ -2504,7 +2506,7 @@
             <w:fldChar w:fldCharType="begin"/>
           </w:r>
           <w:r>
-            <w:instrText xml:space="preserve"> PAGEREF _Toc5449 \h </w:instrText>
+            <w:instrText xml:space="preserve"> PAGEREF _Toc31816 \h </w:instrText>
           </w:r>
           <w:r>
             <w:fldChar w:fldCharType="separate"/>
@@ -2542,7 +2544,7 @@
               <w:rFonts w:hint="default"/>
               <w:lang w:val="en-US" w:eastAsia="zh-CN"/>
             </w:rPr>
-            <w:instrText xml:space="preserve"> HYPERLINK \l _Toc28391 </w:instrText>
+            <w:instrText xml:space="preserve"> HYPERLINK \l _Toc16262 </w:instrText>
           </w:r>
           <w:r>
             <w:rPr>
@@ -2565,13 +2567,13 @@
             <w:fldChar w:fldCharType="begin"/>
           </w:r>
           <w:r>
-            <w:instrText xml:space="preserve"> PAGEREF _Toc28391 \h </w:instrText>
+            <w:instrText xml:space="preserve"> PAGEREF _Toc16262 \h </w:instrText>
           </w:r>
           <w:r>
             <w:fldChar w:fldCharType="separate"/>
           </w:r>
           <w:r>
-            <w:t>5</w:t>
+            <w:t>4</w:t>
           </w:r>
           <w:r>
             <w:fldChar w:fldCharType="end"/>
@@ -2603,7 +2605,7 @@
               <w:rFonts w:hint="default"/>
               <w:lang w:val="en-US" w:eastAsia="zh-CN"/>
             </w:rPr>
-            <w:instrText xml:space="preserve"> HYPERLINK \l _Toc27914 </w:instrText>
+            <w:instrText xml:space="preserve"> HYPERLINK \l _Toc12399 </w:instrText>
           </w:r>
           <w:r>
             <w:rPr>
@@ -2626,13 +2628,13 @@
             <w:fldChar w:fldCharType="begin"/>
           </w:r>
           <w:r>
-            <w:instrText xml:space="preserve"> PAGEREF _Toc27914 \h </w:instrText>
+            <w:instrText xml:space="preserve"> PAGEREF _Toc12399 \h </w:instrText>
           </w:r>
           <w:r>
             <w:fldChar w:fldCharType="separate"/>
           </w:r>
           <w:r>
-            <w:t>5</w:t>
+            <w:t>4</w:t>
           </w:r>
           <w:r>
             <w:fldChar w:fldCharType="end"/>
@@ -2664,7 +2666,7 @@
               <w:rFonts w:hint="default"/>
               <w:lang w:val="en-US" w:eastAsia="zh-CN"/>
             </w:rPr>
-            <w:instrText xml:space="preserve"> HYPERLINK \l _Toc8151 </w:instrText>
+            <w:instrText xml:space="preserve"> HYPERLINK \l _Toc9142 </w:instrText>
           </w:r>
           <w:r>
             <w:rPr>
@@ -2687,13 +2689,13 @@
             <w:fldChar w:fldCharType="begin"/>
           </w:r>
           <w:r>
-            <w:instrText xml:space="preserve"> PAGEREF _Toc8151 \h </w:instrText>
+            <w:instrText xml:space="preserve"> PAGEREF _Toc9142 \h </w:instrText>
           </w:r>
           <w:r>
             <w:fldChar w:fldCharType="separate"/>
           </w:r>
           <w:r>
-            <w:t>5</w:t>
+            <w:t>4</w:t>
           </w:r>
           <w:r>
             <w:fldChar w:fldCharType="end"/>
@@ -2725,7 +2727,7 @@
               <w:rFonts w:hint="default"/>
               <w:lang w:val="en-US" w:eastAsia="zh-CN"/>
             </w:rPr>
-            <w:instrText xml:space="preserve"> HYPERLINK \l _Toc21821 </w:instrText>
+            <w:instrText xml:space="preserve"> HYPERLINK \l _Toc22029 </w:instrText>
           </w:r>
           <w:r>
             <w:rPr>
@@ -2755,13 +2757,13 @@
             <w:fldChar w:fldCharType="begin"/>
           </w:r>
           <w:r>
-            <w:instrText xml:space="preserve"> PAGEREF _Toc21821 \h </w:instrText>
+            <w:instrText xml:space="preserve"> PAGEREF _Toc22029 \h </w:instrText>
           </w:r>
           <w:r>
             <w:fldChar w:fldCharType="separate"/>
           </w:r>
           <w:r>
-            <w:t>5</w:t>
+            <w:t>4</w:t>
           </w:r>
           <w:r>
             <w:fldChar w:fldCharType="end"/>
@@ -2793,7 +2795,7 @@
               <w:rFonts w:hint="default"/>
               <w:lang w:val="en-US" w:eastAsia="zh-CN"/>
             </w:rPr>
-            <w:instrText xml:space="preserve"> HYPERLINK \l _Toc2903 </w:instrText>
+            <w:instrText xml:space="preserve"> HYPERLINK \l _Toc16375 </w:instrText>
           </w:r>
           <w:r>
             <w:rPr>
@@ -2816,7 +2818,7 @@
             <w:fldChar w:fldCharType="begin"/>
           </w:r>
           <w:r>
-            <w:instrText xml:space="preserve"> PAGEREF _Toc2903 \h </w:instrText>
+            <w:instrText xml:space="preserve"> PAGEREF _Toc16375 \h </w:instrText>
           </w:r>
           <w:r>
             <w:fldChar w:fldCharType="separate"/>
@@ -2854,7 +2856,7 @@
               <w:rFonts w:hint="default"/>
               <w:lang w:val="en-US" w:eastAsia="zh-CN"/>
             </w:rPr>
-            <w:instrText xml:space="preserve"> HYPERLINK \l _Toc26390 </w:instrText>
+            <w:instrText xml:space="preserve"> HYPERLINK \l _Toc20248 </w:instrText>
           </w:r>
           <w:r>
             <w:rPr>
@@ -2877,7 +2879,7 @@
             <w:fldChar w:fldCharType="begin"/>
           </w:r>
           <w:r>
-            <w:instrText xml:space="preserve"> PAGEREF _Toc26390 \h </w:instrText>
+            <w:instrText xml:space="preserve"> PAGEREF _Toc20248 \h </w:instrText>
           </w:r>
           <w:r>
             <w:fldChar w:fldCharType="separate"/>
@@ -2915,7 +2917,7 @@
               <w:rFonts w:hint="default"/>
               <w:lang w:val="en-US" w:eastAsia="zh-CN"/>
             </w:rPr>
-            <w:instrText xml:space="preserve"> HYPERLINK \l _Toc5857 </w:instrText>
+            <w:instrText xml:space="preserve"> HYPERLINK \l _Toc3080 </w:instrText>
           </w:r>
           <w:r>
             <w:rPr>
@@ -2938,13 +2940,13 @@
             <w:fldChar w:fldCharType="begin"/>
           </w:r>
           <w:r>
-            <w:instrText xml:space="preserve"> PAGEREF _Toc5857 \h </w:instrText>
+            <w:instrText xml:space="preserve"> PAGEREF _Toc3080 \h </w:instrText>
           </w:r>
           <w:r>
             <w:fldChar w:fldCharType="separate"/>
           </w:r>
           <w:r>
-            <w:t>6</w:t>
+            <w:t>5</w:t>
           </w:r>
           <w:r>
             <w:fldChar w:fldCharType="end"/>
@@ -2976,7 +2978,7 @@
               <w:rFonts w:hint="default"/>
               <w:lang w:val="en-US" w:eastAsia="zh-CN"/>
             </w:rPr>
-            <w:instrText xml:space="preserve"> HYPERLINK \l _Toc18140 </w:instrText>
+            <w:instrText xml:space="preserve"> HYPERLINK \l _Toc25459 </w:instrText>
           </w:r>
           <w:r>
             <w:rPr>
@@ -2999,13 +3001,13 @@
             <w:fldChar w:fldCharType="begin"/>
           </w:r>
           <w:r>
-            <w:instrText xml:space="preserve"> PAGEREF _Toc18140 \h </w:instrText>
+            <w:instrText xml:space="preserve"> PAGEREF _Toc25459 \h </w:instrText>
           </w:r>
           <w:r>
             <w:fldChar w:fldCharType="separate"/>
           </w:r>
           <w:r>
-            <w:t>6</w:t>
+            <w:t>5</w:t>
           </w:r>
           <w:r>
             <w:fldChar w:fldCharType="end"/>
@@ -3037,7 +3039,7 @@
               <w:rFonts w:hint="default"/>
               <w:lang w:val="en-US" w:eastAsia="zh-CN"/>
             </w:rPr>
-            <w:instrText xml:space="preserve"> HYPERLINK \l _Toc8077 </w:instrText>
+            <w:instrText xml:space="preserve"> HYPERLINK \l _Toc2801 </w:instrText>
           </w:r>
           <w:r>
             <w:rPr>
@@ -3060,7 +3062,7 @@
             <w:fldChar w:fldCharType="begin"/>
           </w:r>
           <w:r>
-            <w:instrText xml:space="preserve"> PAGEREF _Toc8077 \h </w:instrText>
+            <w:instrText xml:space="preserve"> PAGEREF _Toc2801 \h </w:instrText>
           </w:r>
           <w:r>
             <w:fldChar w:fldCharType="separate"/>
@@ -3098,7 +3100,7 @@
               <w:rFonts w:hint="default"/>
               <w:lang w:val="en-US" w:eastAsia="zh-CN"/>
             </w:rPr>
-            <w:instrText xml:space="preserve"> HYPERLINK \l _Toc10114 </w:instrText>
+            <w:instrText xml:space="preserve"> HYPERLINK \l _Toc16877 </w:instrText>
           </w:r>
           <w:r>
             <w:rPr>
@@ -3121,7 +3123,7 @@
             <w:fldChar w:fldCharType="begin"/>
           </w:r>
           <w:r>
-            <w:instrText xml:space="preserve"> PAGEREF _Toc10114 \h </w:instrText>
+            <w:instrText xml:space="preserve"> PAGEREF _Toc16877 \h </w:instrText>
           </w:r>
           <w:r>
             <w:fldChar w:fldCharType="separate"/>
@@ -3159,7 +3161,7 @@
               <w:rFonts w:hint="default"/>
               <w:lang w:val="en-US" w:eastAsia="zh-CN"/>
             </w:rPr>
-            <w:instrText xml:space="preserve"> HYPERLINK \l _Toc13751 </w:instrText>
+            <w:instrText xml:space="preserve"> HYPERLINK \l _Toc12422 </w:instrText>
           </w:r>
           <w:r>
             <w:rPr>
@@ -3182,7 +3184,7 @@
             <w:fldChar w:fldCharType="begin"/>
           </w:r>
           <w:r>
-            <w:instrText xml:space="preserve"> PAGEREF _Toc13751 \h </w:instrText>
+            <w:instrText xml:space="preserve"> PAGEREF _Toc12422 \h </w:instrText>
           </w:r>
           <w:r>
             <w:fldChar w:fldCharType="separate"/>
@@ -3220,7 +3222,7 @@
               <w:rFonts w:hint="default"/>
               <w:lang w:val="en-US" w:eastAsia="zh-CN"/>
             </w:rPr>
-            <w:instrText xml:space="preserve"> HYPERLINK \l _Toc17483 </w:instrText>
+            <w:instrText xml:space="preserve"> HYPERLINK \l _Toc5698 </w:instrText>
           </w:r>
           <w:r>
             <w:rPr>
@@ -3243,13 +3245,13 @@
             <w:fldChar w:fldCharType="begin"/>
           </w:r>
           <w:r>
-            <w:instrText xml:space="preserve"> PAGEREF _Toc17483 \h </w:instrText>
+            <w:instrText xml:space="preserve"> PAGEREF _Toc5698 \h </w:instrText>
           </w:r>
           <w:r>
             <w:fldChar w:fldCharType="separate"/>
           </w:r>
           <w:r>
-            <w:t>7</w:t>
+            <w:t>6</w:t>
           </w:r>
           <w:r>
             <w:fldChar w:fldCharType="end"/>
@@ -3281,7 +3283,7 @@
               <w:rFonts w:hint="default"/>
               <w:lang w:val="en-US" w:eastAsia="zh-CN"/>
             </w:rPr>
-            <w:instrText xml:space="preserve"> HYPERLINK \l _Toc10918 </w:instrText>
+            <w:instrText xml:space="preserve"> HYPERLINK \l _Toc19428 </w:instrText>
           </w:r>
           <w:r>
             <w:rPr>
@@ -3304,13 +3306,13 @@
             <w:fldChar w:fldCharType="begin"/>
           </w:r>
           <w:r>
-            <w:instrText xml:space="preserve"> PAGEREF _Toc10918 \h </w:instrText>
+            <w:instrText xml:space="preserve"> PAGEREF _Toc19428 \h </w:instrText>
           </w:r>
           <w:r>
             <w:fldChar w:fldCharType="separate"/>
           </w:r>
           <w:r>
-            <w:t>7</w:t>
+            <w:t>6</w:t>
           </w:r>
           <w:r>
             <w:fldChar w:fldCharType="end"/>
@@ -3342,7 +3344,7 @@
               <w:rFonts w:hint="default"/>
               <w:lang w:val="en-US" w:eastAsia="zh-CN"/>
             </w:rPr>
-            <w:instrText xml:space="preserve"> HYPERLINK \l _Toc18501 </w:instrText>
+            <w:instrText xml:space="preserve"> HYPERLINK \l _Toc17448 </w:instrText>
           </w:r>
           <w:r>
             <w:rPr>
@@ -3365,13 +3367,13 @@
             <w:fldChar w:fldCharType="begin"/>
           </w:r>
           <w:r>
-            <w:instrText xml:space="preserve"> PAGEREF _Toc18501 \h </w:instrText>
+            <w:instrText xml:space="preserve"> PAGEREF _Toc17448 \h </w:instrText>
           </w:r>
           <w:r>
             <w:fldChar w:fldCharType="separate"/>
           </w:r>
           <w:r>
-            <w:t>7</w:t>
+            <w:t>6</w:t>
           </w:r>
           <w:r>
             <w:fldChar w:fldCharType="end"/>
@@ -3403,7 +3405,7 @@
               <w:rFonts w:hint="default"/>
               <w:lang w:val="en-US" w:eastAsia="zh-CN"/>
             </w:rPr>
-            <w:instrText xml:space="preserve"> HYPERLINK \l _Toc10374 </w:instrText>
+            <w:instrText xml:space="preserve"> HYPERLINK \l _Toc26323 </w:instrText>
           </w:r>
           <w:r>
             <w:rPr>
@@ -3426,7 +3428,7 @@
             <w:fldChar w:fldCharType="begin"/>
           </w:r>
           <w:r>
-            <w:instrText xml:space="preserve"> PAGEREF _Toc10374 \h </w:instrText>
+            <w:instrText xml:space="preserve"> PAGEREF _Toc26323 \h </w:instrText>
           </w:r>
           <w:r>
             <w:fldChar w:fldCharType="separate"/>
@@ -3515,7 +3517,7 @@
           <w:lang w:val="en-US" w:eastAsia="zh-CN"/>
         </w:rPr>
       </w:pPr>
-      <w:bookmarkStart w:id="4" w:name="_Toc5449"/>
+      <w:bookmarkStart w:id="4" w:name="_Toc31816"/>
       <w:r>
         <w:rPr>
           <w:rFonts w:hint="default"/>
@@ -3594,7 +3596,7 @@
           <w:lang w:val="en-US" w:eastAsia="zh-CN"/>
         </w:rPr>
       </w:pPr>
-      <w:bookmarkStart w:id="5" w:name="_Toc28391"/>
+      <w:bookmarkStart w:id="5" w:name="_Toc16262"/>
       <w:r>
         <w:rPr>
           <w:rFonts w:hint="default"/>
@@ -3643,7 +3645,7 @@
           <w:lang w:val="en-US" w:eastAsia="zh-CN"/>
         </w:rPr>
       </w:pPr>
-      <w:bookmarkStart w:id="6" w:name="_Toc27914"/>
+      <w:bookmarkStart w:id="6" w:name="_Toc12399"/>
       <w:r>
         <w:rPr>
           <w:rFonts w:hint="default"/>
@@ -3662,7 +3664,7 @@
           <w:lang w:val="en-US" w:eastAsia="zh-CN"/>
         </w:rPr>
       </w:pPr>
-      <w:bookmarkStart w:id="7" w:name="_Toc8151"/>
+      <w:bookmarkStart w:id="7" w:name="_Toc9142"/>
       <w:r>
         <w:rPr>
           <w:rFonts w:hint="default"/>
@@ -3711,7 +3713,7 @@
           <w:lang w:val="en-US" w:eastAsia="zh-CN"/>
         </w:rPr>
       </w:pPr>
-      <w:bookmarkStart w:id="8" w:name="_Toc21821"/>
+      <w:bookmarkStart w:id="8" w:name="_Toc22029"/>
       <w:r>
         <w:rPr>
           <w:rFonts w:hint="eastAsia"/>
@@ -3760,7 +3762,7 @@
           <w:lang w:val="en-US" w:eastAsia="zh-CN"/>
         </w:rPr>
       </w:pPr>
-      <w:bookmarkStart w:id="9" w:name="_Toc2903"/>
+      <w:bookmarkStart w:id="9" w:name="_Toc16375"/>
       <w:r>
         <w:rPr>
           <w:rFonts w:hint="default"/>
@@ -3779,7 +3781,7 @@
           <w:lang w:val="en-US" w:eastAsia="zh-CN"/>
         </w:rPr>
       </w:pPr>
-      <w:bookmarkStart w:id="10" w:name="_Toc26390"/>
+      <w:bookmarkStart w:id="10" w:name="_Toc20248"/>
       <w:r>
         <w:rPr>
           <w:rFonts w:hint="default"/>
@@ -4028,7 +4030,7 @@
           <w:lang w:val="en-US" w:eastAsia="zh-CN"/>
         </w:rPr>
       </w:pPr>
-      <w:bookmarkStart w:id="11" w:name="_Toc5857"/>
+      <w:bookmarkStart w:id="11" w:name="_Toc3080"/>
       <w:r>
         <w:rPr>
           <w:rFonts w:hint="default"/>
@@ -4077,7 +4079,7 @@
           <w:lang w:val="en-US" w:eastAsia="zh-CN"/>
         </w:rPr>
       </w:pPr>
-      <w:bookmarkStart w:id="12" w:name="_Toc18140"/>
+      <w:bookmarkStart w:id="12" w:name="_Toc25459"/>
       <w:r>
         <w:rPr>
           <w:rFonts w:hint="default"/>
@@ -4290,7 +4292,7 @@
           <w:lang w:val="en-US" w:eastAsia="zh-CN"/>
         </w:rPr>
       </w:pPr>
-      <w:bookmarkStart w:id="13" w:name="_Toc8077"/>
+      <w:bookmarkStart w:id="13" w:name="_Toc2801"/>
       <w:r>
         <w:rPr>
           <w:rFonts w:hint="default"/>
@@ -4360,7 +4362,7 @@
           <w:lang w:val="en-US" w:eastAsia="zh-CN"/>
         </w:rPr>
       </w:pPr>
-      <w:bookmarkStart w:id="14" w:name="_Toc10114"/>
+      <w:bookmarkStart w:id="14" w:name="_Toc16877"/>
       <w:r>
         <w:rPr>
           <w:rFonts w:hint="default"/>
@@ -4409,7 +4411,7 @@
           <w:lang w:val="en-US" w:eastAsia="zh-CN"/>
         </w:rPr>
       </w:pPr>
-      <w:bookmarkStart w:id="15" w:name="_Toc13751"/>
+      <w:bookmarkStart w:id="15" w:name="_Toc12422"/>
       <w:r>
         <w:rPr>
           <w:rFonts w:hint="default"/>
@@ -4458,7 +4460,7 @@
           <w:lang w:val="en-US" w:eastAsia="zh-CN"/>
         </w:rPr>
       </w:pPr>
-      <w:bookmarkStart w:id="16" w:name="_Toc17483"/>
+      <w:bookmarkStart w:id="16" w:name="_Toc5698"/>
       <w:r>
         <w:rPr>
           <w:rFonts w:hint="default"/>
@@ -4537,7 +4539,7 @@
           <w:lang w:val="en-US" w:eastAsia="zh-CN"/>
         </w:rPr>
       </w:pPr>
-      <w:bookmarkStart w:id="17" w:name="_Toc10918"/>
+      <w:bookmarkStart w:id="17" w:name="_Toc19428"/>
       <w:r>
         <w:rPr>
           <w:rFonts w:hint="default"/>
@@ -4872,7 +4874,7 @@
           <w:lang w:val="en-US" w:eastAsia="zh-CN"/>
         </w:rPr>
       </w:pPr>
-      <w:bookmarkStart w:id="18" w:name="_Toc18501"/>
+      <w:bookmarkStart w:id="18" w:name="_Toc17448"/>
       <w:r>
         <w:rPr>
           <w:rFonts w:hint="default"/>
@@ -4897,8 +4899,6 @@
         </w:rPr>
         <w:t>《事件管理程序》</w:t>
       </w:r>
-      <w:bookmarkStart w:id="20" w:name="_GoBack"/>
-      <w:bookmarkEnd w:id="20"/>
     </w:p>
     <w:p>
       <w:pPr>
@@ -4989,7 +4989,7 @@
           <w:lang w:val="en-US" w:eastAsia="zh-CN"/>
         </w:rPr>
       </w:pPr>
-      <w:bookmarkStart w:id="19" w:name="_Toc10374"/>
+      <w:bookmarkStart w:id="19" w:name="_Toc26323"/>
       <w:r>
         <w:rPr>
           <w:rFonts w:hint="default"/>
